--- a/public/Greencoat_Caring_for_Babies_Policy_Bearwood_Billesley_Mar2026.docx
+++ b/public/Greencoat_Caring_for_Babies_Policy_Bearwood_Billesley_Mar2026.docx
@@ -830,7 +830,7 @@
         <w:rPr>
           <w:rFonts w:ascii="Calibri" w:hAnsi="Calibri" w:cs="Calibri"/>
         </w:rPr>
-        <w:t>See separate Nappy changing policy and Respectful intimate care policy.</w:t>
+        <w:t>See the Intimate Care and Toileting Policy for full nappy changing and intimate care procedures.</w:t>
       </w:r>
     </w:p>
     <w:p>
@@ -1073,7 +1073,7 @@
         <w:rPr>
           <w:rFonts w:ascii="Calibri" w:hAnsi="Calibri" w:cs="Calibri"/>
         </w:rPr>
-        <w:t>See separate Sleep policy.</w:t>
+        <w:t>See the Sleep Policy for full safe sleep procedures.</w:t>
       </w:r>
     </w:p>
     <w:p>
@@ -1471,7 +1471,7 @@
         <w:rPr>
           <w:rFonts w:ascii="Calibri" w:hAnsi="Calibri" w:cs="Calibri"/>
         </w:rPr>
-        <w:t>See separate Nutrition and mealtimes policy for further details.</w:t>
+        <w:t>See the Nutrition and Mealtimes Policy for further details.</w:t>
       </w:r>
     </w:p>
     <w:p>
